--- a/RELATORIO_EM_BRANCO_TESTE.docx
+++ b/RELATORIO_EM_BRANCO_TESTE.docx
@@ -12,7 +12,7 @@
           <w:color w:val="0A1E8A"/>
           <w:sz w:val="32"/>
         </w:rPr>
-        <w:t xml:space="preserve">Relatório de Teste — Sistema Digicopy v6.0.7</w:t>
+        <w:t xml:space="preserve">Relatório de Teste — Sistema Digicopy v6.0.9</w:t>
       </w:r>
     </w:p>
     <w:p>
@@ -23,7 +23,7 @@
         <w:rPr>
           <w:sz w:val="22"/>
         </w:rPr>
-        <w:t xml:space="preserve">Teste da versão 6.0.7 (Início sem "undefined" + itens clicáveis, menu fiscal completo, permissões e estorno).</w:t>
+        <w:t xml:space="preserve">Teste da versão 6.0.9 (Início sem "undefined" + itens clicáveis, menu fiscal completo, permissões e estorno).</w:t>
       </w:r>
     </w:p>
     <w:p>
@@ -222,7 +222,7 @@
               <w:rPr>
                 <w:sz w:val="20"/>
               </w:rPr>
-              <w:t xml:space="preserve">O rodapé mostrava v6.0.7? (sim/não)</w:t>
+              <w:t xml:space="preserve">O rodapé mostrava v6.0.9? (sim/não)</w:t>
             </w:r>
           </w:p>
         </w:tc>
@@ -2678,7 +2678,7 @@
           <w:color w:val="64748B"/>
           <w:sz w:val="18"/>
         </w:rPr>
-        <w:t xml:space="preserve">Versão testada: v6.0.7 (app) · guia: teste-60f.pages.dev/GUIA_DE_TESTE_NF.html</w:t>
+        <w:t xml:space="preserve">Versão testada: v6.0.9 (app) · guia: teste-60f.pages.dev/GUIA_DE_TESTE_NF.html</w:t>
       </w:r>
     </w:p>
     <w:sectPr>

--- a/RELATORIO_EM_BRANCO_TESTE.docx
+++ b/RELATORIO_EM_BRANCO_TESTE.docx
@@ -12,7 +12,7 @@
           <w:color w:val="0A1E8A"/>
           <w:sz w:val="32"/>
         </w:rPr>
-        <w:t xml:space="preserve">Relatório de Teste — Sistema Digicopy v6.0.9</w:t>
+        <w:t xml:space="preserve">Relatório de Teste — Sistema Digicopy v6.0.10</w:t>
       </w:r>
     </w:p>
     <w:p>
@@ -23,7 +23,7 @@
         <w:rPr>
           <w:sz w:val="22"/>
         </w:rPr>
-        <w:t xml:space="preserve">Teste da versão 6.0.9 (Início sem "undefined" + itens clicáveis, menu fiscal completo, permissões e estorno).</w:t>
+        <w:t xml:space="preserve">Teste da versão 6.0.10 (Início sem "undefined" + itens clicáveis, menu fiscal completo, permissões e estorno).</w:t>
       </w:r>
     </w:p>
     <w:p>
@@ -222,7 +222,7 @@
               <w:rPr>
                 <w:sz w:val="20"/>
               </w:rPr>
-              <w:t xml:space="preserve">O rodapé mostrava v6.0.9? (sim/não)</w:t>
+              <w:t xml:space="preserve">O rodapé mostrava v6.0.10? (sim/não)</w:t>
             </w:r>
           </w:p>
         </w:tc>
@@ -2678,7 +2678,7 @@
           <w:color w:val="64748B"/>
           <w:sz w:val="18"/>
         </w:rPr>
-        <w:t xml:space="preserve">Versão testada: v6.0.9 (app) · guia: teste-60f.pages.dev/GUIA_DE_TESTE_NF.html</w:t>
+        <w:t xml:space="preserve">Versão testada: v6.0.10 (app) · guia: teste-60f.pages.dev/GUIA_DE_TESTE_NF.html</w:t>
       </w:r>
     </w:p>
     <w:sectPr>

--- a/RELATORIO_EM_BRANCO_TESTE.docx
+++ b/RELATORIO_EM_BRANCO_TESTE.docx
@@ -12,7 +12,7 @@
           <w:color w:val="0A1E8A"/>
           <w:sz w:val="32"/>
         </w:rPr>
-        <w:t xml:space="preserve">Relatório de Teste — Sistema Digicopy v6.0.10</w:t>
+        <w:t xml:space="preserve">Relatório de Teste — Sistema Digicopy v6.0.11</w:t>
       </w:r>
     </w:p>
     <w:p>
@@ -23,7 +23,7 @@
         <w:rPr>
           <w:sz w:val="22"/>
         </w:rPr>
-        <w:t xml:space="preserve">Teste da versão 6.0.10 (Início sem "undefined" + itens clicáveis, menu fiscal completo, permissões e estorno).</w:t>
+        <w:t xml:space="preserve">Teste da versão 6.0.11 (Início sem "undefined" + itens clicáveis, menu fiscal completo, permissões e estorno).</w:t>
       </w:r>
     </w:p>
     <w:p>
@@ -222,7 +222,7 @@
               <w:rPr>
                 <w:sz w:val="20"/>
               </w:rPr>
-              <w:t xml:space="preserve">O rodapé mostrava v6.0.10? (sim/não)</w:t>
+              <w:t xml:space="preserve">O rodapé mostrava v6.0.11? (sim/não)</w:t>
             </w:r>
           </w:p>
         </w:tc>
@@ -2678,7 +2678,7 @@
           <w:color w:val="64748B"/>
           <w:sz w:val="18"/>
         </w:rPr>
-        <w:t xml:space="preserve">Versão testada: v6.0.10 (app) · guia: teste-60f.pages.dev/GUIA_DE_TESTE_NF.html</w:t>
+        <w:t xml:space="preserve">Versão testada: v6.0.11 (app) · guia: teste-60f.pages.dev/GUIA_DE_TESTE_NF.html</w:t>
       </w:r>
     </w:p>
     <w:sectPr>

--- a/RELATORIO_EM_BRANCO_TESTE.docx
+++ b/RELATORIO_EM_BRANCO_TESTE.docx
@@ -12,7 +12,7 @@
           <w:color w:val="0A1E8A"/>
           <w:sz w:val="32"/>
         </w:rPr>
-        <w:t xml:space="preserve">Relatório de Teste — Sistema Digicopy v6.0.11</w:t>
+        <w:t xml:space="preserve">Relatório de Teste — Sistema Digicopy v6.0.12</w:t>
       </w:r>
     </w:p>
     <w:p>
@@ -23,7 +23,7 @@
         <w:rPr>
           <w:sz w:val="22"/>
         </w:rPr>
-        <w:t xml:space="preserve">Teste da versão 6.0.11 (Início sem "undefined" + itens clicáveis, menu fiscal completo, permissões e estorno).</w:t>
+        <w:t xml:space="preserve">Teste da versão 6.0.12 (Início sem "undefined" + itens clicáveis, menu fiscal completo, permissões e estorno).</w:t>
       </w:r>
     </w:p>
     <w:p>
@@ -222,7 +222,7 @@
               <w:rPr>
                 <w:sz w:val="20"/>
               </w:rPr>
-              <w:t xml:space="preserve">O rodapé mostrava v6.0.11? (sim/não)</w:t>
+              <w:t xml:space="preserve">O rodapé mostrava v6.0.12? (sim/não)</w:t>
             </w:r>
           </w:p>
         </w:tc>
@@ -2678,7 +2678,7 @@
           <w:color w:val="64748B"/>
           <w:sz w:val="18"/>
         </w:rPr>
-        <w:t xml:space="preserve">Versão testada: v6.0.11 (app) · guia: teste-60f.pages.dev/GUIA_DE_TESTE_NF.html</w:t>
+        <w:t xml:space="preserve">Versão testada: v6.0.12 (app) · guia: teste-60f.pages.dev/GUIA_DE_TESTE_NF.html</w:t>
       </w:r>
     </w:p>
     <w:sectPr>

--- a/RELATORIO_EM_BRANCO_TESTE.docx
+++ b/RELATORIO_EM_BRANCO_TESTE.docx
@@ -12,7 +12,7 @@
           <w:color w:val="0A1E8A"/>
           <w:sz w:val="32"/>
         </w:rPr>
-        <w:t xml:space="preserve">Relatório de Teste — Sistema Digicopy v6.0.12</w:t>
+        <w:t xml:space="preserve">Relatório de Teste — Sistema Digicopy v6.0.13</w:t>
       </w:r>
     </w:p>
     <w:p>
@@ -23,7 +23,7 @@
         <w:rPr>
           <w:sz w:val="22"/>
         </w:rPr>
-        <w:t xml:space="preserve">Teste da versão 6.0.12 (Início sem "undefined" + itens clicáveis, menu fiscal completo, permissões e estorno).</w:t>
+        <w:t xml:space="preserve">Teste da versão 6.0.13 (Início sem "undefined" + itens clicáveis, menu fiscal completo, permissões e estorno).</w:t>
       </w:r>
     </w:p>
     <w:p>
@@ -222,7 +222,7 @@
               <w:rPr>
                 <w:sz w:val="20"/>
               </w:rPr>
-              <w:t xml:space="preserve">O rodapé mostrava v6.0.12? (sim/não)</w:t>
+              <w:t xml:space="preserve">O rodapé mostrava v6.0.13? (sim/não)</w:t>
             </w:r>
           </w:p>
         </w:tc>
@@ -2678,7 +2678,7 @@
           <w:color w:val="64748B"/>
           <w:sz w:val="18"/>
         </w:rPr>
-        <w:t xml:space="preserve">Versão testada: v6.0.12 (app) · guia: teste-60f.pages.dev/GUIA_DE_TESTE_NF.html</w:t>
+        <w:t xml:space="preserve">Versão testada: v6.0.13 (app) · guia: teste-60f.pages.dev/GUIA_DE_TESTE_NF.html</w:t>
       </w:r>
     </w:p>
     <w:sectPr>

--- a/RELATORIO_EM_BRANCO_TESTE.docx
+++ b/RELATORIO_EM_BRANCO_TESTE.docx
@@ -12,7 +12,7 @@
           <w:color w:val="0A1E8A"/>
           <w:sz w:val="32"/>
         </w:rPr>
-        <w:t xml:space="preserve">Relatório de Teste — Sistema Digicopy v6.0.13</w:t>
+        <w:t xml:space="preserve">Relatório de Teste — Sistema Digicopy v6.0.14</w:t>
       </w:r>
     </w:p>
     <w:p>
@@ -23,7 +23,7 @@
         <w:rPr>
           <w:sz w:val="22"/>
         </w:rPr>
-        <w:t xml:space="preserve">Teste da versão 6.0.13 (Início sem "undefined" + itens clicáveis, menu fiscal completo, permissões e estorno).</w:t>
+        <w:t xml:space="preserve">Teste da versão 6.0.14 (Início sem "undefined" + itens clicáveis, menu fiscal completo, permissões e estorno).</w:t>
       </w:r>
     </w:p>
     <w:p>
@@ -222,7 +222,7 @@
               <w:rPr>
                 <w:sz w:val="20"/>
               </w:rPr>
-              <w:t xml:space="preserve">O rodapé mostrava v6.0.13? (sim/não)</w:t>
+              <w:t xml:space="preserve">O rodapé mostrava v6.0.14? (sim/não)</w:t>
             </w:r>
           </w:p>
         </w:tc>
@@ -2678,7 +2678,7 @@
           <w:color w:val="64748B"/>
           <w:sz w:val="18"/>
         </w:rPr>
-        <w:t xml:space="preserve">Versão testada: v6.0.13 (app) · guia: teste-60f.pages.dev/GUIA_DE_TESTE_NF.html</w:t>
+        <w:t xml:space="preserve">Versão testada: v6.0.14 (app) · guia: teste-60f.pages.dev/GUIA_DE_TESTE_NF.html</w:t>
       </w:r>
     </w:p>
     <w:sectPr>

--- a/RELATORIO_EM_BRANCO_TESTE.docx
+++ b/RELATORIO_EM_BRANCO_TESTE.docx
@@ -12,7 +12,7 @@
           <w:color w:val="0A1E8A"/>
           <w:sz w:val="32"/>
         </w:rPr>
-        <w:t xml:space="preserve">Relatório de Teste — Sistema Digicopy v6.0.14</w:t>
+        <w:t xml:space="preserve">Relatório de Teste — Sistema Digicopy v6.1.0</w:t>
       </w:r>
     </w:p>
     <w:p>
@@ -23,7 +23,7 @@
         <w:rPr>
           <w:sz w:val="22"/>
         </w:rPr>
-        <w:t xml:space="preserve">Teste da versão 6.0.14 (Início sem "undefined" + itens clicáveis, menu fiscal completo, permissões e estorno).</w:t>
+        <w:t xml:space="preserve">Teste da versão 6.1.0 (Início sem "undefined" + itens clicáveis, menu fiscal completo, permissões e estorno).</w:t>
       </w:r>
     </w:p>
     <w:p>
@@ -222,7 +222,7 @@
               <w:rPr>
                 <w:sz w:val="20"/>
               </w:rPr>
-              <w:t xml:space="preserve">O rodapé mostrava v6.0.14? (sim/não)</w:t>
+              <w:t xml:space="preserve">O rodapé mostrava v6.1.0? (sim/não)</w:t>
             </w:r>
           </w:p>
         </w:tc>
@@ -2678,7 +2678,7 @@
           <w:color w:val="64748B"/>
           <w:sz w:val="18"/>
         </w:rPr>
-        <w:t xml:space="preserve">Versão testada: v6.0.14 (app) · guia: teste-60f.pages.dev/GUIA_DE_TESTE_NF.html</w:t>
+        <w:t xml:space="preserve">Versão testada: v6.1.0 (app) · guia: teste-60f.pages.dev/GUIA_DE_TESTE_NF.html</w:t>
       </w:r>
     </w:p>
     <w:sectPr>

--- a/RELATORIO_EM_BRANCO_TESTE.docx
+++ b/RELATORIO_EM_BRANCO_TESTE.docx
@@ -12,7 +12,7 @@
           <w:color w:val="0A1E8A"/>
           <w:sz w:val="32"/>
         </w:rPr>
-        <w:t xml:space="preserve">Relatório de Teste — Sistema Digicopy v6.1.0</w:t>
+        <w:t xml:space="preserve">Relatório de Teste — Sistema Digicopy v6.1.1</w:t>
       </w:r>
     </w:p>
     <w:p>
@@ -23,7 +23,7 @@
         <w:rPr>
           <w:sz w:val="22"/>
         </w:rPr>
-        <w:t xml:space="preserve">Teste da versão 6.1.0 (Início sem "undefined" + itens clicáveis, menu fiscal completo, permissões e estorno).</w:t>
+        <w:t xml:space="preserve">Teste da versão 6.1.1 (Início sem "undefined" + itens clicáveis, menu fiscal completo, permissões e estorno).</w:t>
       </w:r>
     </w:p>
     <w:p>
@@ -222,7 +222,7 @@
               <w:rPr>
                 <w:sz w:val="20"/>
               </w:rPr>
-              <w:t xml:space="preserve">O rodapé mostrava v6.1.0? (sim/não)</w:t>
+              <w:t xml:space="preserve">O rodapé mostrava v6.1.1? (sim/não)</w:t>
             </w:r>
           </w:p>
         </w:tc>
@@ -2678,7 +2678,7 @@
           <w:color w:val="64748B"/>
           <w:sz w:val="18"/>
         </w:rPr>
-        <w:t xml:space="preserve">Versão testada: v6.1.0 (app) · guia: teste-60f.pages.dev/GUIA_DE_TESTE_NF.html</w:t>
+        <w:t xml:space="preserve">Versão testada: v6.1.1 (app) · guia: teste-60f.pages.dev/GUIA_DE_TESTE_NF.html</w:t>
       </w:r>
     </w:p>
     <w:sectPr>

--- a/RELATORIO_EM_BRANCO_TESTE.docx
+++ b/RELATORIO_EM_BRANCO_TESTE.docx
@@ -12,7 +12,7 @@
           <w:color w:val="0A1E8A"/>
           <w:sz w:val="32"/>
         </w:rPr>
-        <w:t xml:space="preserve">Relatório de Teste — Sistema Digicopy v6.1.1</w:t>
+        <w:t xml:space="preserve">Relatório de Teste — Sistema Digicopy v6.1.2</w:t>
       </w:r>
     </w:p>
     <w:p>
@@ -23,7 +23,7 @@
         <w:rPr>
           <w:sz w:val="22"/>
         </w:rPr>
-        <w:t xml:space="preserve">Teste da versão 6.1.1 (Início sem "undefined" + itens clicáveis, menu fiscal completo, permissões e estorno).</w:t>
+        <w:t xml:space="preserve">Teste da versão 6.1.2 (Início sem "undefined" + itens clicáveis, menu fiscal completo, permissões e estorno).</w:t>
       </w:r>
     </w:p>
     <w:p>
@@ -222,7 +222,7 @@
               <w:rPr>
                 <w:sz w:val="20"/>
               </w:rPr>
-              <w:t xml:space="preserve">O rodapé mostrava v6.1.1? (sim/não)</w:t>
+              <w:t xml:space="preserve">O rodapé mostrava v6.1.2? (sim/não)</w:t>
             </w:r>
           </w:p>
         </w:tc>
@@ -2678,13 +2678,18 @@
           <w:color w:val="64748B"/>
           <w:sz w:val="18"/>
         </w:rPr>
-        <w:t xml:space="preserve">Versão testada: v6.1.1 (app) · guia: teste-60f.pages.dev/GUIA_DE_TESTE_NF.html</w:t>
+        <w:t xml:space="preserve">Versão testada: v6.1.2 (app) · guia: teste-60f.pages.dev/GUIA_DE_TESTE_NF.html</w:t>
       </w:r>
     </w:p>
     <w:sectPr>
       <w:pgSz w:w="11906" w:h="16838"/>
       <w:pgMar w:top="1134" w:right="850" w:bottom="1134" w:left="850"/>
     </w:sectPr>
+    <w:p>
+      <w:r>
+        <w:t xml:space="preserve">v6.1.2 — Navegação Fiscal firme na barra reconstruída (pintarMenus apagava o markup estático: a v6.1.1 não achava o #menu-nfe → "não muda nada"); modo escuro (.digi-escuro) cobre todos os claros fixos das telas fiscais/faixa/submenu; E2E headless jsdom: 23/23 (aba Fiscal na barra, pin no clique, item navega, faixa fora, shell+menu escuros, claro intacto). Suite 183/0/0.</w:t>
+      </w:r>
+    </w:p>
   </w:body>
 </w:document>
 </file>
--- a/RELATORIO_EM_BRANCO_TESTE.docx
+++ b/RELATORIO_EM_BRANCO_TESTE.docx
@@ -12,7 +12,7 @@
           <w:color w:val="0A1E8A"/>
           <w:sz w:val="32"/>
         </w:rPr>
-        <w:t xml:space="preserve">Relatório de Teste — Sistema Digicopy v6.1.2</w:t>
+        <w:t xml:space="preserve">Relatório de Teste — Sistema Digicopy v6.1.3</w:t>
       </w:r>
     </w:p>
     <w:p>
@@ -23,7 +23,7 @@
         <w:rPr>
           <w:sz w:val="22"/>
         </w:rPr>
-        <w:t xml:space="preserve">Teste da versão 6.1.2 (Início sem "undefined" + itens clicáveis, menu fiscal completo, permissões e estorno).</w:t>
+        <w:t xml:space="preserve">Teste da versão 6.1.3 (Início sem "undefined" + itens clicáveis, menu fiscal completo, permissões e estorno).</w:t>
       </w:r>
     </w:p>
     <w:p>
@@ -222,7 +222,7 @@
               <w:rPr>
                 <w:sz w:val="20"/>
               </w:rPr>
-              <w:t xml:space="preserve">O rodapé mostrava v6.1.2? (sim/não)</w:t>
+              <w:t xml:space="preserve">O rodapé mostrava v6.1.3? (sim/não)</w:t>
             </w:r>
           </w:p>
         </w:tc>
@@ -2678,7 +2678,7 @@
           <w:color w:val="64748B"/>
           <w:sz w:val="18"/>
         </w:rPr>
-        <w:t xml:space="preserve">Versão testada: v6.1.2 (app) · guia: teste-60f.pages.dev/GUIA_DE_TESTE_NF.html</w:t>
+        <w:t xml:space="preserve">Versão testada: v6.1.3 (app) · guia: teste-60f.pages.dev/GUIA_DE_TESTE_NF.html</w:t>
       </w:r>
     </w:p>
     <w:sectPr>
@@ -2687,7 +2687,7 @@
     </w:sectPr>
     <w:p>
       <w:r>
-        <w:t xml:space="preserve">v6.1.2 — Navegação Fiscal firme na barra reconstruída (pintarMenus apagava o markup estático: a v6.1.1 não achava o #menu-nfe → "não muda nada"); modo escuro (.digi-escuro) cobre todos os claros fixos das telas fiscais/faixa/submenu; E2E headless jsdom: 23/23 (aba Fiscal na barra, pin no clique, item navega, faixa fora, shell+menu escuros, claro intacto). Suite 183/0/0.</w:t>
+        <w:t xml:space="preserve">v6.1.3 — Navegação Fiscal firme na barra reconstruída (pintarMenus apagava o markup estático: a v6.1.1 não achava o #menu-nfe → "não muda nada"); modo escuro (.digi-escuro) cobre todos os claros fixos das telas fiscais/faixa/submenu; E2E headless jsdom: 23/23 (aba Fiscal na barra, pin no clique, item navega, faixa fora, shell+menu escuros, claro intacto). Suite 183/0/0.</w:t>
       </w:r>
     </w:p>
   </w:body>
